--- a/DeNghi_BoSungTuyen.docx
+++ b/DeNghi_BoSungTuyen.docx
@@ -217,21 +217,7 @@
                 <w:sz w:val="26"/>
                 <w:szCs w:val="26"/>
               </w:rPr>
-              <w:t>VT</w:t>
-            </w:r>
-            <w:r>
-              <w:rPr>
-                <w:sz w:val="26"/>
-                <w:szCs w:val="26"/>
-              </w:rPr>
-              <w:t>&amp;</w:t>
-            </w:r>
-            <w:r>
-              <w:rPr>
-                <w:sz w:val="26"/>
-                <w:szCs w:val="26"/>
-              </w:rPr>
-              <w:t>ATGT</w:t>
+              <w:t>VTATGT</w:t>
             </w:r>
           </w:p>
         </w:tc>
@@ -270,6 +256,24 @@
             <w:r>
               <w:rPr>
                 <w:b/>
+                <w:szCs w:val="28"/>
+              </w:rPr>
+              <w:t>Độc lập - Tự do - Hạnh phúc</w:t>
+            </w:r>
+          </w:p>
+          <w:p>
+            <w:pPr>
+              <w:pStyle w:val="NoSpacing"/>
+              <w:spacing w:before="120"/>
+              <w:jc w:val="center"/>
+              <w:rPr>
+                <w:b/>
+                <w:szCs w:val="28"/>
+              </w:rPr>
+            </w:pPr>
+            <w:r>
+              <w:rPr>
+                <w:b/>
                 <w:noProof/>
                 <w:sz w:val="26"/>
                 <w:szCs w:val="26"/>
@@ -277,16 +281,16 @@
               <mc:AlternateContent>
                 <mc:Choice Requires="wps">
                   <w:drawing>
-                    <wp:anchor distT="0" distB="0" distL="114300" distR="114300" simplePos="0" relativeHeight="251657216" behindDoc="0" locked="0" layoutInCell="1" allowOverlap="1" wp14:anchorId="065FDA30" wp14:editId="0E49A04C">
+                    <wp:anchor distT="0" distB="0" distL="114300" distR="114300" simplePos="0" relativeHeight="251657216" behindDoc="0" locked="0" layoutInCell="1" allowOverlap="1" wp14:anchorId="065FDA30" wp14:editId="6EA19B5F">
                       <wp:simplePos x="0" y="0"/>
                       <wp:positionH relativeFrom="column">
-                        <wp:posOffset>700405</wp:posOffset>
+                        <wp:posOffset>675944</wp:posOffset>
                       </wp:positionH>
                       <wp:positionV relativeFrom="paragraph">
-                        <wp:posOffset>232410</wp:posOffset>
+                        <wp:posOffset>27940</wp:posOffset>
                       </wp:positionV>
                       <wp:extent cx="2181225" cy="0"/>
-                      <wp:effectExtent l="7620" t="10160" r="11430" b="8890"/>
+                      <wp:effectExtent l="0" t="0" r="0" b="0"/>
                       <wp:wrapNone/>
                       <wp:docPr id="164058136" name="AutoShape 3"/>
                       <wp:cNvGraphicFramePr>
@@ -338,29 +342,15 @@
                 </mc:Choice>
                 <mc:Fallback>
                   <w:pict>
-                    <v:shape w14:anchorId="15A13C9A" id="AutoShape 3" o:spid="_x0000_s1026" type="#_x0000_t32" style="position:absolute;margin-left:55.15pt;margin-top:18.3pt;width:171.75pt;height:0;z-index:251657216;visibility:visible;mso-wrap-style:square;mso-width-percent:0;mso-height-percent:0;mso-wrap-distance-left:9pt;mso-wrap-distance-top:0;mso-wrap-distance-right:9pt;mso-wrap-distance-bottom:0;mso-position-horizontal:absolute;mso-position-horizontal-relative:text;mso-position-vertical:absolute;mso-position-vertical-relative:text;mso-width-percent:0;mso-height-percent:0;mso-width-relative:page;mso-height-relative:page" o:gfxdata="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"/>
+                    <v:shapetype w14:anchorId="51435187" id="_x0000_t32" coordsize="21600,21600" o:spt="32" o:oned="t" path="m,l21600,21600e" filled="f">
+                      <v:path arrowok="t" fillok="f" o:connecttype="none"/>
+                      <o:lock v:ext="edit" shapetype="t"/>
+                    </v:shapetype>
+                    <v:shape id="AutoShape 3" o:spid="_x0000_s1026" type="#_x0000_t32" style="position:absolute;margin-left:53.2pt;margin-top:2.2pt;width:171.75pt;height:0;z-index:251657216;visibility:visible;mso-wrap-style:square;mso-width-percent:0;mso-height-percent:0;mso-wrap-distance-left:9pt;mso-wrap-distance-top:0;mso-wrap-distance-right:9pt;mso-wrap-distance-bottom:0;mso-position-horizontal:absolute;mso-position-horizontal-relative:text;mso-position-vertical:absolute;mso-position-vertical-relative:text;mso-width-percent:0;mso-height-percent:0;mso-width-relative:page;mso-height-relative:page" o:gfxdata="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"/>
                   </w:pict>
                 </mc:Fallback>
               </mc:AlternateContent>
             </w:r>
-            <w:r>
-              <w:rPr>
-                <w:b/>
-                <w:szCs w:val="28"/>
-              </w:rPr>
-              <w:t>Độc lập - Tự do - Hạnh phúc</w:t>
-            </w:r>
-          </w:p>
-          <w:p>
-            <w:pPr>
-              <w:pStyle w:val="NoSpacing"/>
-              <w:spacing w:before="120"/>
-              <w:jc w:val="center"/>
-              <w:rPr>
-                <w:b/>
-                <w:szCs w:val="28"/>
-              </w:rPr>
-            </w:pPr>
             <w:r>
               <w:rPr>
                 <w:i/>
@@ -558,6 +548,7 @@
       <w:r>
         <w:rPr>
           <w:szCs w:val="28"/>
+          <w:lang w:val="fr-FR"/>
         </w:rPr>
         <w:t>{RefTinhden}</w:t>
       </w:r>
@@ -586,6 +577,7 @@
         <w:rPr>
           <w:spacing w:val="-2"/>
           <w:szCs w:val="28"/>
+          <w:lang w:val="fr-FR"/>
         </w:rPr>
         <w:t xml:space="preserve">{RefTinhdi} </w:t>
       </w:r>
@@ -738,6 +730,7 @@
           <w:color w:val="000000"/>
           <w:spacing w:val="-2"/>
           <w:szCs w:val="28"/>
+          <w:lang w:val="fr-FR"/>
         </w:rPr>
         <w:t xml:space="preserve">{DonViKDVT} </w:t>
       </w:r>
@@ -941,6 +934,7 @@
       <w:r>
         <w:rPr>
           <w:szCs w:val="28"/>
+          <w:lang w:val="vi-VN"/>
         </w:rPr>
         <w:t xml:space="preserve">{RefTinhdi} </w:t>
       </w:r>
@@ -975,6 +969,7 @@
       <w:r>
         <w:rPr>
           <w:szCs w:val="28"/>
+          <w:lang w:val="vi-VN"/>
         </w:rPr>
         <w:t xml:space="preserve">{RefTinhden} </w:t>
       </w:r>
@@ -1104,7 +1099,21 @@
           <w:szCs w:val="28"/>
           <w:lang w:val="vi-VN"/>
         </w:rPr>
-        <w:t xml:space="preserve"> tuyến theo phụ lục kèm theo)</w:t>
+        <w:t xml:space="preserve"> tuyến </w:t>
+      </w:r>
+      <w:r>
+        <w:rPr>
+          <w:szCs w:val="28"/>
+          <w:lang w:val="vi-VN"/>
+        </w:rPr>
+        <w:t xml:space="preserve">chi tiết tại </w:t>
+      </w:r>
+      <w:r>
+        <w:rPr>
+          <w:szCs w:val="28"/>
+          <w:lang w:val="vi-VN"/>
+        </w:rPr>
+        <w:t>phụ lục kèm theo)</w:t>
       </w:r>
       <w:r>
         <w:rPr>
@@ -1149,9 +1158,18 @@
         <w:rPr>
           <w:lang w:val="fr-FR"/>
         </w:rPr>
-        <w:t xml:space="preserve">2. Công ty </w:t>
-      </w:r>
-      <w:r>
+        <w:t>2.</w:t>
+      </w:r>
+      <w:r>
+        <w:rPr>
+          <w:lang w:val="fr-FR"/>
+        </w:rPr>
+        <w:t xml:space="preserve"> </w:t>
+      </w:r>
+      <w:r>
+        <w:rPr>
+          <w:lang w:val="fr-FR"/>
+        </w:rPr>
         <w:t xml:space="preserve">{DonViKDVT} </w:t>
       </w:r>
       <w:r>
@@ -1214,6 +1232,7 @@
       <w:r>
         <w:rPr>
           <w:szCs w:val="28"/>
+          <w:lang w:val="fr-FR"/>
         </w:rPr>
         <w:t xml:space="preserve">{TongChuyenThang} </w:t>
       </w:r>
@@ -1269,6 +1288,7 @@
       <w:r>
         <w:rPr>
           <w:szCs w:val="28"/>
+          <w:lang w:val="fr-FR"/>
         </w:rPr>
         <w:t>{RefBendi}</w:t>
       </w:r>
@@ -1288,22 +1308,9 @@
         <w:rPr>
           <w:bCs/>
           <w:szCs w:val="28"/>
-        </w:rPr>
-        <w:t>{</w:t>
-      </w:r>
-      <w:r>
-        <w:rPr>
-          <w:bCs/>
-          <w:szCs w:val="28"/>
-        </w:rPr>
-        <w:t>GioChieuDi</w:t>
-      </w:r>
-      <w:r>
-        <w:rPr>
-          <w:bCs/>
-          <w:szCs w:val="28"/>
-        </w:rPr>
-        <w:t>}</w:t>
+          <w:lang w:val="fr-FR"/>
+        </w:rPr>
+        <w:t>{GioChieuDi}</w:t>
       </w:r>
       <w:r>
         <w:rPr>
@@ -1353,11 +1360,12 @@
           <w:szCs w:val="28"/>
           <w:lang w:val="fr-FR"/>
         </w:rPr>
-        <w:t xml:space="preserve"> Tại Bến xe </w:t>
-      </w:r>
-      <w:r>
-        <w:rPr>
-          <w:szCs w:val="28"/>
+        <w:t xml:space="preserve"> Bến xe </w:t>
+      </w:r>
+      <w:r>
+        <w:rPr>
+          <w:szCs w:val="28"/>
+          <w:lang w:val="fr-FR"/>
         </w:rPr>
         <w:t xml:space="preserve">{RefBenden} </w:t>
       </w:r>
@@ -1424,6 +1432,7 @@
       <w:r>
         <w:rPr>
           <w:szCs w:val="28"/>
+          <w:lang w:val="fr-FR"/>
         </w:rPr>
         <w:t xml:space="preserve">{RefTinhdi} </w:t>
       </w:r>
@@ -1814,20 +1823,20 @@
           <w:p>
             <w:pPr>
               <w:spacing w:before="0" w:after="0"/>
-              <w:jc w:val="center"/>
-              <w:rPr>
-                <w:b/>
-                <w:sz w:val="26"/>
-                <w:szCs w:val="26"/>
-              </w:rPr>
-            </w:pPr>
-            <w:r>
-              <w:rPr>
-                <w:b/>
-                <w:sz w:val="26"/>
-                <w:szCs w:val="26"/>
-              </w:rPr>
-              <w:t>Hành trình chạy xe điều chỉnh</w:t>
+              <w:jc w:val="left"/>
+              <w:rPr>
+                <w:b/>
+                <w:sz w:val="26"/>
+                <w:szCs w:val="26"/>
+              </w:rPr>
+            </w:pPr>
+            <w:r>
+              <w:rPr>
+                <w:b/>
+                <w:sz w:val="26"/>
+                <w:szCs w:val="26"/>
+              </w:rPr>
+              <w:t>Hành trình chạy xe</w:t>
             </w:r>
           </w:p>
         </w:tc>
